--- a/sema2/Annexe 2 Importance d'un buffer.docx
+++ b/sema2/Annexe 2 Importance d'un buffer.docx
@@ -1,6 +1,6 @@
 
 <file path=word/document.xml><?xml version="1.0" encoding="utf-8"?>
-<w:document xmlns:wpc="http://schemas.microsoft.com/office/word/2010/wordprocessingCanvas" xmlns:cx="http://schemas.microsoft.com/office/drawing/2014/chartex" xmlns:cx1="http://schemas.microsoft.com/office/drawing/2015/9/8/chartex" xmlns:cx2="http://schemas.microsoft.com/office/drawing/2015/10/21/chartex" xmlns:cx3="http://schemas.microsoft.com/office/drawing/2016/5/9/chartex" xmlns:cx4="http://schemas.microsoft.com/office/drawing/2016/5/10/chartex" xmlns:cx5="http://schemas.microsoft.com/office/drawing/2016/5/11/chartex" xmlns:cx6="http://schemas.microsoft.com/office/drawing/2016/5/12/chartex" xmlns:cx7="http://schemas.microsoft.com/office/drawing/2016/5/13/chartex" xmlns:cx8="http://schemas.microsoft.com/office/drawing/2016/5/14/chartex" xmlns:mc="http://schemas.openxmlformats.org/markup-compatibility/2006" xmlns:aink="http://schemas.microsoft.com/office/drawing/2016/ink" xmlns:am3d="http://schemas.microsoft.com/office/drawing/2017/model3d" xmlns:o="urn:schemas-microsoft-com:office:office" xmlns:oel="http://schemas.microsoft.com/office/2019/extlst" xmlns:r="http://schemas.openxmlformats.org/officeDocument/2006/relationships" xmlns:m="http://schemas.openxmlformats.org/officeDocument/2006/math" xmlns:v="urn:schemas-microsoft-com:vml" xmlns:wp14="http://schemas.microsoft.com/office/word/2010/wordprocessingDrawing" xmlns:wp="http://schemas.openxmlformats.org/drawingml/2006/wordprocessingDrawing" xmlns:w10="urn:schemas-microsoft-com:office:word" xmlns:w="http://schemas.openxmlformats.org/wordprocessingml/2006/main" xmlns:w14="http://schemas.microsoft.com/office/word/2010/wordml" xmlns:w15="http://schemas.microsoft.com/office/word/2012/wordml" xmlns:w16cei="http://schemas.microsoft.com/office/word/2026/wordml/cei" xmlns:w16cex="http://schemas.microsoft.com/office/word/2018/wordml/cex" xmlns:w16cid="http://schemas.microsoft.com/office/word/2016/wordml/cid" xmlns:w16="http://schemas.microsoft.com/office/word/2018/wordml" xmlns:w16du="http://schemas.microsoft.com/office/word/2023/wordml/word16du" xmlns:w16sdtdh="http://schemas.microsoft.com/office/word/2020/wordml/sdtdatahash" xmlns:w16sdtfl="http://schemas.microsoft.com/office/word/2024/wordml/sdtformatlock" xmlns:w16se="http://schemas.microsoft.com/office/word/2015/wordml/symex" xmlns:wpg="http://schemas.microsoft.com/office/word/2010/wordprocessingGroup" xmlns:wpi="http://schemas.microsoft.com/office/word/2010/wordprocessingInk" xmlns:wne="http://schemas.microsoft.com/office/word/2006/wordml" xmlns:wps="http://schemas.microsoft.com/office/word/2010/wordprocessingShape" mc:Ignorable="w14 w15 w16se w16cid w16 w16cex w16sdtdh w16sdtfl w16du wp14">
+<w:document xmlns:wpc="http://schemas.microsoft.com/office/word/2010/wordprocessingCanvas" xmlns:cx="http://schemas.microsoft.com/office/drawing/2014/chartex" xmlns:cx1="http://schemas.microsoft.com/office/drawing/2015/9/8/chartex" xmlns:cx2="http://schemas.microsoft.com/office/drawing/2015/10/21/chartex" xmlns:cx3="http://schemas.microsoft.com/office/drawing/2016/5/9/chartex" xmlns:cx4="http://schemas.microsoft.com/office/drawing/2016/5/10/chartex" xmlns:cx5="http://schemas.microsoft.com/office/drawing/2016/5/11/chartex" xmlns:cx6="http://schemas.microsoft.com/office/drawing/2016/5/12/chartex" xmlns:cx7="http://schemas.microsoft.com/office/drawing/2016/5/13/chartex" xmlns:cx8="http://schemas.microsoft.com/office/drawing/2016/5/14/chartex" xmlns:mc="http://schemas.openxmlformats.org/markup-compatibility/2006" xmlns:aink="http://schemas.microsoft.com/office/drawing/2016/ink" xmlns:am3d="http://schemas.microsoft.com/office/drawing/2017/model3d" xmlns:o="urn:schemas-microsoft-com:office:office" xmlns:oel="http://schemas.microsoft.com/office/2019/extlst" xmlns:r="http://schemas.openxmlformats.org/officeDocument/2006/relationships" xmlns:m="http://schemas.openxmlformats.org/officeDocument/2006/math" xmlns:v="urn:schemas-microsoft-com:vml" xmlns:wp14="http://schemas.microsoft.com/office/word/2010/wordprocessingDrawing" xmlns:wp="http://schemas.openxmlformats.org/drawingml/2006/wordprocessingDrawing" xmlns:w10="urn:schemas-microsoft-com:office:word" xmlns:w="http://schemas.openxmlformats.org/wordprocessingml/2006/main" xmlns:w14="http://schemas.microsoft.com/office/word/2010/wordml" xmlns:w15="http://schemas.microsoft.com/office/word/2012/wordml" xmlns:w16cex="http://schemas.microsoft.com/office/word/2018/wordml/cex" xmlns:w16cid="http://schemas.microsoft.com/office/word/2016/wordml/cid" xmlns:w16="http://schemas.microsoft.com/office/word/2018/wordml" xmlns:w16du="http://schemas.microsoft.com/office/word/2023/wordml/word16du" xmlns:w16sdtdh="http://schemas.microsoft.com/office/word/2020/wordml/sdtdatahash" xmlns:w16sdtfl="http://schemas.microsoft.com/office/word/2024/wordml/sdtformatlock" xmlns:w16se="http://schemas.microsoft.com/office/word/2015/wordml/symex" xmlns:wpg="http://schemas.microsoft.com/office/word/2010/wordprocessingGroup" xmlns:wpi="http://schemas.microsoft.com/office/word/2010/wordprocessingInk" xmlns:wne="http://schemas.microsoft.com/office/word/2006/wordml" xmlns:wps="http://schemas.microsoft.com/office/word/2010/wordprocessingShape" mc:Ignorable="w14 w15 w16se w16cid w16 w16cex w16sdtdh w16sdtfl w16du wp14">
   <w:body>
     <w:p>
       <w:pPr>
@@ -1103,17 +1103,15 @@
               <w:sz w:val="28"/>
               <w:szCs w:val="24"/>
             </w:rPr>
-            <w:t xml:space="preserve">le </w:t>
+            <w:t>le fai</w:t>
           </w:r>
-          <w:proofErr w:type="spellStart"/>
           <w:r>
             <w:rPr>
               <w:sz w:val="28"/>
               <w:szCs w:val="24"/>
             </w:rPr>
-            <w:t>fai</w:t>
+            <w:t>t</w:t>
           </w:r>
-          <w:proofErr w:type="spellEnd"/>
           <w:r>
             <w:rPr>
               <w:sz w:val="28"/>
@@ -1435,7 +1433,7 @@
 </file>
 
 <file path=word/endnotes.xml><?xml version="1.0" encoding="utf-8"?>
-<w:endnotes xmlns:wpc="http://schemas.microsoft.com/office/word/2010/wordprocessingCanvas" xmlns:cx="http://schemas.microsoft.com/office/drawing/2014/chartex" xmlns:cx1="http://schemas.microsoft.com/office/drawing/2015/9/8/chartex" xmlns:cx2="http://schemas.microsoft.com/office/drawing/2015/10/21/chartex" xmlns:cx3="http://schemas.microsoft.com/office/drawing/2016/5/9/chartex" xmlns:cx4="http://schemas.microsoft.com/office/drawing/2016/5/10/chartex" xmlns:cx5="http://schemas.microsoft.com/office/drawing/2016/5/11/chartex" xmlns:cx6="http://schemas.microsoft.com/office/drawing/2016/5/12/chartex" xmlns:cx7="http://schemas.microsoft.com/office/drawing/2016/5/13/chartex" xmlns:cx8="http://schemas.microsoft.com/office/drawing/2016/5/14/chartex" xmlns:mc="http://schemas.openxmlformats.org/markup-compatibility/2006" xmlns:aink="http://schemas.microsoft.com/office/drawing/2016/ink" xmlns:am3d="http://schemas.microsoft.com/office/drawing/2017/model3d" xmlns:o="urn:schemas-microsoft-com:office:office" xmlns:oel="http://schemas.microsoft.com/office/2019/extlst" xmlns:r="http://schemas.openxmlformats.org/officeDocument/2006/relationships" xmlns:m="http://schemas.openxmlformats.org/officeDocument/2006/math" xmlns:v="urn:schemas-microsoft-com:vml" xmlns:wp14="http://schemas.microsoft.com/office/word/2010/wordprocessingDrawing" xmlns:wp="http://schemas.openxmlformats.org/drawingml/2006/wordprocessingDrawing" xmlns:w10="urn:schemas-microsoft-com:office:word" xmlns:w="http://schemas.openxmlformats.org/wordprocessingml/2006/main" xmlns:w14="http://schemas.microsoft.com/office/word/2010/wordml" xmlns:w15="http://schemas.microsoft.com/office/word/2012/wordml" xmlns:w16cei="http://schemas.microsoft.com/office/word/2026/wordml/cei" xmlns:w16cex="http://schemas.microsoft.com/office/word/2018/wordml/cex" xmlns:w16cid="http://schemas.microsoft.com/office/word/2016/wordml/cid" xmlns:w16="http://schemas.microsoft.com/office/word/2018/wordml" xmlns:w16du="http://schemas.microsoft.com/office/word/2023/wordml/word16du" xmlns:w16sdtdh="http://schemas.microsoft.com/office/word/2020/wordml/sdtdatahash" xmlns:w16sdtfl="http://schemas.microsoft.com/office/word/2024/wordml/sdtformatlock" xmlns:w16se="http://schemas.microsoft.com/office/word/2015/wordml/symex" xmlns:wpg="http://schemas.microsoft.com/office/word/2010/wordprocessingGroup" xmlns:wpi="http://schemas.microsoft.com/office/word/2010/wordprocessingInk" xmlns:wne="http://schemas.microsoft.com/office/word/2006/wordml" xmlns:wps="http://schemas.microsoft.com/office/word/2010/wordprocessingShape" mc:Ignorable="w14 w15 w16se w16cid w16 w16cex w16sdtdh w16sdtfl w16du wp14">
+<w:endnotes xmlns:wpc="http://schemas.microsoft.com/office/word/2010/wordprocessingCanvas" xmlns:cx="http://schemas.microsoft.com/office/drawing/2014/chartex" xmlns:cx1="http://schemas.microsoft.com/office/drawing/2015/9/8/chartex" xmlns:cx2="http://schemas.microsoft.com/office/drawing/2015/10/21/chartex" xmlns:cx3="http://schemas.microsoft.com/office/drawing/2016/5/9/chartex" xmlns:cx4="http://schemas.microsoft.com/office/drawing/2016/5/10/chartex" xmlns:cx5="http://schemas.microsoft.com/office/drawing/2016/5/11/chartex" xmlns:cx6="http://schemas.microsoft.com/office/drawing/2016/5/12/chartex" xmlns:cx7="http://schemas.microsoft.com/office/drawing/2016/5/13/chartex" xmlns:cx8="http://schemas.microsoft.com/office/drawing/2016/5/14/chartex" xmlns:mc="http://schemas.openxmlformats.org/markup-compatibility/2006" xmlns:aink="http://schemas.microsoft.com/office/drawing/2016/ink" xmlns:am3d="http://schemas.microsoft.com/office/drawing/2017/model3d" xmlns:o="urn:schemas-microsoft-com:office:office" xmlns:oel="http://schemas.microsoft.com/office/2019/extlst" xmlns:r="http://schemas.openxmlformats.org/officeDocument/2006/relationships" xmlns:m="http://schemas.openxmlformats.org/officeDocument/2006/math" xmlns:v="urn:schemas-microsoft-com:vml" xmlns:wp14="http://schemas.microsoft.com/office/word/2010/wordprocessingDrawing" xmlns:wp="http://schemas.openxmlformats.org/drawingml/2006/wordprocessingDrawing" xmlns:w10="urn:schemas-microsoft-com:office:word" xmlns:w="http://schemas.openxmlformats.org/wordprocessingml/2006/main" xmlns:w14="http://schemas.microsoft.com/office/word/2010/wordml" xmlns:w15="http://schemas.microsoft.com/office/word/2012/wordml" xmlns:w16cex="http://schemas.microsoft.com/office/word/2018/wordml/cex" xmlns:w16cid="http://schemas.microsoft.com/office/word/2016/wordml/cid" xmlns:w16="http://schemas.microsoft.com/office/word/2018/wordml" xmlns:w16du="http://schemas.microsoft.com/office/word/2023/wordml/word16du" xmlns:w16sdtdh="http://schemas.microsoft.com/office/word/2020/wordml/sdtdatahash" xmlns:w16sdtfl="http://schemas.microsoft.com/office/word/2024/wordml/sdtformatlock" xmlns:w16se="http://schemas.microsoft.com/office/word/2015/wordml/symex" xmlns:wpg="http://schemas.microsoft.com/office/word/2010/wordprocessingGroup" xmlns:wpi="http://schemas.microsoft.com/office/word/2010/wordprocessingInk" xmlns:wne="http://schemas.microsoft.com/office/word/2006/wordml" xmlns:wps="http://schemas.microsoft.com/office/word/2010/wordprocessingShape" mc:Ignorable="w14 w15 w16se w16cid w16 w16cex w16sdtdh w16sdtfl w16du wp14">
   <w:endnote w:type="separator" w:id="-1">
     <w:p>
       <w:pPr>
@@ -1460,7 +1458,7 @@
 </file>
 
 <file path=word/footer1.xml><?xml version="1.0" encoding="utf-8"?>
-<w:ftr xmlns:wpc="http://schemas.microsoft.com/office/word/2010/wordprocessingCanvas" xmlns:cx="http://schemas.microsoft.com/office/drawing/2014/chartex" xmlns:cx1="http://schemas.microsoft.com/office/drawing/2015/9/8/chartex" xmlns:cx2="http://schemas.microsoft.com/office/drawing/2015/10/21/chartex" xmlns:cx3="http://schemas.microsoft.com/office/drawing/2016/5/9/chartex" xmlns:cx4="http://schemas.microsoft.com/office/drawing/2016/5/10/chartex" xmlns:cx5="http://schemas.microsoft.com/office/drawing/2016/5/11/chartex" xmlns:cx6="http://schemas.microsoft.com/office/drawing/2016/5/12/chartex" xmlns:cx7="http://schemas.microsoft.com/office/drawing/2016/5/13/chartex" xmlns:cx8="http://schemas.microsoft.com/office/drawing/2016/5/14/chartex" xmlns:mc="http://schemas.openxmlformats.org/markup-compatibility/2006" xmlns:aink="http://schemas.microsoft.com/office/drawing/2016/ink" xmlns:am3d="http://schemas.microsoft.com/office/drawing/2017/model3d" xmlns:o="urn:schemas-microsoft-com:office:office" xmlns:oel="http://schemas.microsoft.com/office/2019/extlst" xmlns:r="http://schemas.openxmlformats.org/officeDocument/2006/relationships" xmlns:m="http://schemas.openxmlformats.org/officeDocument/2006/math" xmlns:v="urn:schemas-microsoft-com:vml" xmlns:wp14="http://schemas.microsoft.com/office/word/2010/wordprocessingDrawing" xmlns:wp="http://schemas.openxmlformats.org/drawingml/2006/wordprocessingDrawing" xmlns:w10="urn:schemas-microsoft-com:office:word" xmlns:w="http://schemas.openxmlformats.org/wordprocessingml/2006/main" xmlns:w14="http://schemas.microsoft.com/office/word/2010/wordml" xmlns:w15="http://schemas.microsoft.com/office/word/2012/wordml" xmlns:w16cei="http://schemas.microsoft.com/office/word/2026/wordml/cei" xmlns:w16cex="http://schemas.microsoft.com/office/word/2018/wordml/cex" xmlns:w16cid="http://schemas.microsoft.com/office/word/2016/wordml/cid" xmlns:w16="http://schemas.microsoft.com/office/word/2018/wordml" xmlns:w16du="http://schemas.microsoft.com/office/word/2023/wordml/word16du" xmlns:w16sdtdh="http://schemas.microsoft.com/office/word/2020/wordml/sdtdatahash" xmlns:w16sdtfl="http://schemas.microsoft.com/office/word/2024/wordml/sdtformatlock" xmlns:w16se="http://schemas.microsoft.com/office/word/2015/wordml/symex" xmlns:wpg="http://schemas.microsoft.com/office/word/2010/wordprocessingGroup" xmlns:wpi="http://schemas.microsoft.com/office/word/2010/wordprocessingInk" xmlns:wne="http://schemas.microsoft.com/office/word/2006/wordml" xmlns:wps="http://schemas.microsoft.com/office/word/2010/wordprocessingShape" mc:Ignorable="w14 w15 w16se w16cid w16 w16cex w16sdtdh w16sdtfl w16du wp14">
+<w:ftr xmlns:wpc="http://schemas.microsoft.com/office/word/2010/wordprocessingCanvas" xmlns:cx="http://schemas.microsoft.com/office/drawing/2014/chartex" xmlns:cx1="http://schemas.microsoft.com/office/drawing/2015/9/8/chartex" xmlns:cx2="http://schemas.microsoft.com/office/drawing/2015/10/21/chartex" xmlns:cx3="http://schemas.microsoft.com/office/drawing/2016/5/9/chartex" xmlns:cx4="http://schemas.microsoft.com/office/drawing/2016/5/10/chartex" xmlns:cx5="http://schemas.microsoft.com/office/drawing/2016/5/11/chartex" xmlns:cx6="http://schemas.microsoft.com/office/drawing/2016/5/12/chartex" xmlns:cx7="http://schemas.microsoft.com/office/drawing/2016/5/13/chartex" xmlns:cx8="http://schemas.microsoft.com/office/drawing/2016/5/14/chartex" xmlns:mc="http://schemas.openxmlformats.org/markup-compatibility/2006" xmlns:aink="http://schemas.microsoft.com/office/drawing/2016/ink" xmlns:am3d="http://schemas.microsoft.com/office/drawing/2017/model3d" xmlns:o="urn:schemas-microsoft-com:office:office" xmlns:oel="http://schemas.microsoft.com/office/2019/extlst" xmlns:r="http://schemas.openxmlformats.org/officeDocument/2006/relationships" xmlns:m="http://schemas.openxmlformats.org/officeDocument/2006/math" xmlns:v="urn:schemas-microsoft-com:vml" xmlns:wp14="http://schemas.microsoft.com/office/word/2010/wordprocessingDrawing" xmlns:wp="http://schemas.openxmlformats.org/drawingml/2006/wordprocessingDrawing" xmlns:w10="urn:schemas-microsoft-com:office:word" xmlns:w="http://schemas.openxmlformats.org/wordprocessingml/2006/main" xmlns:w14="http://schemas.microsoft.com/office/word/2010/wordml" xmlns:w15="http://schemas.microsoft.com/office/word/2012/wordml" xmlns:w16cex="http://schemas.microsoft.com/office/word/2018/wordml/cex" xmlns:w16cid="http://schemas.microsoft.com/office/word/2016/wordml/cid" xmlns:w16="http://schemas.microsoft.com/office/word/2018/wordml" xmlns:w16du="http://schemas.microsoft.com/office/word/2023/wordml/word16du" xmlns:w16sdtdh="http://schemas.microsoft.com/office/word/2020/wordml/sdtdatahash" xmlns:w16sdtfl="http://schemas.microsoft.com/office/word/2024/wordml/sdtformatlock" xmlns:w16se="http://schemas.microsoft.com/office/word/2015/wordml/symex" xmlns:wpg="http://schemas.microsoft.com/office/word/2010/wordprocessingGroup" xmlns:wpi="http://schemas.microsoft.com/office/word/2010/wordprocessingInk" xmlns:wne="http://schemas.microsoft.com/office/word/2006/wordml" xmlns:wps="http://schemas.microsoft.com/office/word/2010/wordprocessingShape" mc:Ignorable="w14 w15 w16se w16cid w16 w16cex w16sdtdh w16sdtfl w16du wp14">
   <w:p>
     <w:pPr>
       <w:pStyle w:val="Pieddepage"/>
@@ -1470,7 +1468,7 @@
 </file>
 
 <file path=word/footer2.xml><?xml version="1.0" encoding="utf-8"?>
-<w:ftr xmlns:wpc="http://schemas.microsoft.com/office/word/2010/wordprocessingCanvas" xmlns:cx="http://schemas.microsoft.com/office/drawing/2014/chartex" xmlns:cx1="http://schemas.microsoft.com/office/drawing/2015/9/8/chartex" xmlns:cx2="http://schemas.microsoft.com/office/drawing/2015/10/21/chartex" xmlns:cx3="http://schemas.microsoft.com/office/drawing/2016/5/9/chartex" xmlns:cx4="http://schemas.microsoft.com/office/drawing/2016/5/10/chartex" xmlns:cx5="http://schemas.microsoft.com/office/drawing/2016/5/11/chartex" xmlns:cx6="http://schemas.microsoft.com/office/drawing/2016/5/12/chartex" xmlns:cx7="http://schemas.microsoft.com/office/drawing/2016/5/13/chartex" xmlns:cx8="http://schemas.microsoft.com/office/drawing/2016/5/14/chartex" xmlns:mc="http://schemas.openxmlformats.org/markup-compatibility/2006" xmlns:aink="http://schemas.microsoft.com/office/drawing/2016/ink" xmlns:am3d="http://schemas.microsoft.com/office/drawing/2017/model3d" xmlns:o="urn:schemas-microsoft-com:office:office" xmlns:oel="http://schemas.microsoft.com/office/2019/extlst" xmlns:r="http://schemas.openxmlformats.org/officeDocument/2006/relationships" xmlns:m="http://schemas.openxmlformats.org/officeDocument/2006/math" xmlns:v="urn:schemas-microsoft-com:vml" xmlns:wp14="http://schemas.microsoft.com/office/word/2010/wordprocessingDrawing" xmlns:wp="http://schemas.openxmlformats.org/drawingml/2006/wordprocessingDrawing" xmlns:w10="urn:schemas-microsoft-com:office:word" xmlns:w="http://schemas.openxmlformats.org/wordprocessingml/2006/main" xmlns:w14="http://schemas.microsoft.com/office/word/2010/wordml" xmlns:w15="http://schemas.microsoft.com/office/word/2012/wordml" xmlns:w16cei="http://schemas.microsoft.com/office/word/2026/wordml/cei" xmlns:w16cex="http://schemas.microsoft.com/office/word/2018/wordml/cex" xmlns:w16cid="http://schemas.microsoft.com/office/word/2016/wordml/cid" xmlns:w16="http://schemas.microsoft.com/office/word/2018/wordml" xmlns:w16du="http://schemas.microsoft.com/office/word/2023/wordml/word16du" xmlns:w16sdtdh="http://schemas.microsoft.com/office/word/2020/wordml/sdtdatahash" xmlns:w16sdtfl="http://schemas.microsoft.com/office/word/2024/wordml/sdtformatlock" xmlns:w16se="http://schemas.microsoft.com/office/word/2015/wordml/symex" xmlns:wpg="http://schemas.microsoft.com/office/word/2010/wordprocessingGroup" xmlns:wpi="http://schemas.microsoft.com/office/word/2010/wordprocessingInk" xmlns:wne="http://schemas.microsoft.com/office/word/2006/wordml" xmlns:wps="http://schemas.microsoft.com/office/word/2010/wordprocessingShape" mc:Ignorable="w14 w15 w16se w16cid w16 w16cex w16sdtdh w16sdtfl w16du wp14">
+<w:ftr xmlns:wpc="http://schemas.microsoft.com/office/word/2010/wordprocessingCanvas" xmlns:cx="http://schemas.microsoft.com/office/drawing/2014/chartex" xmlns:cx1="http://schemas.microsoft.com/office/drawing/2015/9/8/chartex" xmlns:cx2="http://schemas.microsoft.com/office/drawing/2015/10/21/chartex" xmlns:cx3="http://schemas.microsoft.com/office/drawing/2016/5/9/chartex" xmlns:cx4="http://schemas.microsoft.com/office/drawing/2016/5/10/chartex" xmlns:cx5="http://schemas.microsoft.com/office/drawing/2016/5/11/chartex" xmlns:cx6="http://schemas.microsoft.com/office/drawing/2016/5/12/chartex" xmlns:cx7="http://schemas.microsoft.com/office/drawing/2016/5/13/chartex" xmlns:cx8="http://schemas.microsoft.com/office/drawing/2016/5/14/chartex" xmlns:mc="http://schemas.openxmlformats.org/markup-compatibility/2006" xmlns:aink="http://schemas.microsoft.com/office/drawing/2016/ink" xmlns:am3d="http://schemas.microsoft.com/office/drawing/2017/model3d" xmlns:o="urn:schemas-microsoft-com:office:office" xmlns:oel="http://schemas.microsoft.com/office/2019/extlst" xmlns:r="http://schemas.openxmlformats.org/officeDocument/2006/relationships" xmlns:m="http://schemas.openxmlformats.org/officeDocument/2006/math" xmlns:v="urn:schemas-microsoft-com:vml" xmlns:wp14="http://schemas.microsoft.com/office/word/2010/wordprocessingDrawing" xmlns:wp="http://schemas.openxmlformats.org/drawingml/2006/wordprocessingDrawing" xmlns:w10="urn:schemas-microsoft-com:office:word" xmlns:w="http://schemas.openxmlformats.org/wordprocessingml/2006/main" xmlns:w14="http://schemas.microsoft.com/office/word/2010/wordml" xmlns:w15="http://schemas.microsoft.com/office/word/2012/wordml" xmlns:w16cex="http://schemas.microsoft.com/office/word/2018/wordml/cex" xmlns:w16cid="http://schemas.microsoft.com/office/word/2016/wordml/cid" xmlns:w16="http://schemas.microsoft.com/office/word/2018/wordml" xmlns:w16du="http://schemas.microsoft.com/office/word/2023/wordml/word16du" xmlns:w16sdtdh="http://schemas.microsoft.com/office/word/2020/wordml/sdtdatahash" xmlns:w16sdtfl="http://schemas.microsoft.com/office/word/2024/wordml/sdtformatlock" xmlns:w16se="http://schemas.microsoft.com/office/word/2015/wordml/symex" xmlns:wpg="http://schemas.microsoft.com/office/word/2010/wordprocessingGroup" xmlns:wpi="http://schemas.microsoft.com/office/word/2010/wordprocessingInk" xmlns:wne="http://schemas.microsoft.com/office/word/2006/wordml" xmlns:wps="http://schemas.microsoft.com/office/word/2010/wordprocessingShape" mc:Ignorable="w14 w15 w16se w16cid w16 w16cex w16sdtdh w16sdtfl w16du wp14">
   <w:sdt>
     <w:sdtPr>
       <w:id w:val="591049890"/>
@@ -1752,7 +1750,7 @@
 </file>
 
 <file path=word/footer3.xml><?xml version="1.0" encoding="utf-8"?>
-<w:ftr xmlns:wpc="http://schemas.microsoft.com/office/word/2010/wordprocessingCanvas" xmlns:cx="http://schemas.microsoft.com/office/drawing/2014/chartex" xmlns:cx1="http://schemas.microsoft.com/office/drawing/2015/9/8/chartex" xmlns:cx2="http://schemas.microsoft.com/office/drawing/2015/10/21/chartex" xmlns:cx3="http://schemas.microsoft.com/office/drawing/2016/5/9/chartex" xmlns:cx4="http://schemas.microsoft.com/office/drawing/2016/5/10/chartex" xmlns:cx5="http://schemas.microsoft.com/office/drawing/2016/5/11/chartex" xmlns:cx6="http://schemas.microsoft.com/office/drawing/2016/5/12/chartex" xmlns:cx7="http://schemas.microsoft.com/office/drawing/2016/5/13/chartex" xmlns:cx8="http://schemas.microsoft.com/office/drawing/2016/5/14/chartex" xmlns:mc="http://schemas.openxmlformats.org/markup-compatibility/2006" xmlns:aink="http://schemas.microsoft.com/office/drawing/2016/ink" xmlns:am3d="http://schemas.microsoft.com/office/drawing/2017/model3d" xmlns:o="urn:schemas-microsoft-com:office:office" xmlns:oel="http://schemas.microsoft.com/office/2019/extlst" xmlns:r="http://schemas.openxmlformats.org/officeDocument/2006/relationships" xmlns:m="http://schemas.openxmlformats.org/officeDocument/2006/math" xmlns:v="urn:schemas-microsoft-com:vml" xmlns:wp14="http://schemas.microsoft.com/office/word/2010/wordprocessingDrawing" xmlns:wp="http://schemas.openxmlformats.org/drawingml/2006/wordprocessingDrawing" xmlns:w10="urn:schemas-microsoft-com:office:word" xmlns:w="http://schemas.openxmlformats.org/wordprocessingml/2006/main" xmlns:w14="http://schemas.microsoft.com/office/word/2010/wordml" xmlns:w15="http://schemas.microsoft.com/office/word/2012/wordml" xmlns:w16cei="http://schemas.microsoft.com/office/word/2026/wordml/cei" xmlns:w16cex="http://schemas.microsoft.com/office/word/2018/wordml/cex" xmlns:w16cid="http://schemas.microsoft.com/office/word/2016/wordml/cid" xmlns:w16="http://schemas.microsoft.com/office/word/2018/wordml" xmlns:w16du="http://schemas.microsoft.com/office/word/2023/wordml/word16du" xmlns:w16sdtdh="http://schemas.microsoft.com/office/word/2020/wordml/sdtdatahash" xmlns:w16sdtfl="http://schemas.microsoft.com/office/word/2024/wordml/sdtformatlock" xmlns:w16se="http://schemas.microsoft.com/office/word/2015/wordml/symex" xmlns:wpg="http://schemas.microsoft.com/office/word/2010/wordprocessingGroup" xmlns:wpi="http://schemas.microsoft.com/office/word/2010/wordprocessingInk" xmlns:wne="http://schemas.microsoft.com/office/word/2006/wordml" xmlns:wps="http://schemas.microsoft.com/office/word/2010/wordprocessingShape" mc:Ignorable="w14 w15 w16se w16cid w16 w16cex w16sdtdh w16sdtfl w16du wp14">
+<w:ftr xmlns:wpc="http://schemas.microsoft.com/office/word/2010/wordprocessingCanvas" xmlns:cx="http://schemas.microsoft.com/office/drawing/2014/chartex" xmlns:cx1="http://schemas.microsoft.com/office/drawing/2015/9/8/chartex" xmlns:cx2="http://schemas.microsoft.com/office/drawing/2015/10/21/chartex" xmlns:cx3="http://schemas.microsoft.com/office/drawing/2016/5/9/chartex" xmlns:cx4="http://schemas.microsoft.com/office/drawing/2016/5/10/chartex" xmlns:cx5="http://schemas.microsoft.com/office/drawing/2016/5/11/chartex" xmlns:cx6="http://schemas.microsoft.com/office/drawing/2016/5/12/chartex" xmlns:cx7="http://schemas.microsoft.com/office/drawing/2016/5/13/chartex" xmlns:cx8="http://schemas.microsoft.com/office/drawing/2016/5/14/chartex" xmlns:mc="http://schemas.openxmlformats.org/markup-compatibility/2006" xmlns:aink="http://schemas.microsoft.com/office/drawing/2016/ink" xmlns:am3d="http://schemas.microsoft.com/office/drawing/2017/model3d" xmlns:o="urn:schemas-microsoft-com:office:office" xmlns:oel="http://schemas.microsoft.com/office/2019/extlst" xmlns:r="http://schemas.openxmlformats.org/officeDocument/2006/relationships" xmlns:m="http://schemas.openxmlformats.org/officeDocument/2006/math" xmlns:v="urn:schemas-microsoft-com:vml" xmlns:wp14="http://schemas.microsoft.com/office/word/2010/wordprocessingDrawing" xmlns:wp="http://schemas.openxmlformats.org/drawingml/2006/wordprocessingDrawing" xmlns:w10="urn:schemas-microsoft-com:office:word" xmlns:w="http://schemas.openxmlformats.org/wordprocessingml/2006/main" xmlns:w14="http://schemas.microsoft.com/office/word/2010/wordml" xmlns:w15="http://schemas.microsoft.com/office/word/2012/wordml" xmlns:w16cex="http://schemas.microsoft.com/office/word/2018/wordml/cex" xmlns:w16cid="http://schemas.microsoft.com/office/word/2016/wordml/cid" xmlns:w16="http://schemas.microsoft.com/office/word/2018/wordml" xmlns:w16du="http://schemas.microsoft.com/office/word/2023/wordml/word16du" xmlns:w16sdtdh="http://schemas.microsoft.com/office/word/2020/wordml/sdtdatahash" xmlns:w16sdtfl="http://schemas.microsoft.com/office/word/2024/wordml/sdtformatlock" xmlns:w16se="http://schemas.microsoft.com/office/word/2015/wordml/symex" xmlns:wpg="http://schemas.microsoft.com/office/word/2010/wordprocessingGroup" xmlns:wpi="http://schemas.microsoft.com/office/word/2010/wordprocessingInk" xmlns:wne="http://schemas.microsoft.com/office/word/2006/wordml" xmlns:wps="http://schemas.microsoft.com/office/word/2010/wordprocessingShape" mc:Ignorable="w14 w15 w16se w16cid w16 w16cex w16sdtdh w16sdtfl w16du wp14">
   <w:p>
     <w:pPr>
       <w:pStyle w:val="Pieddepage"/>
@@ -1762,7 +1760,7 @@
 </file>
 
 <file path=word/footnotes.xml><?xml version="1.0" encoding="utf-8"?>
-<w:footnotes xmlns:wpc="http://schemas.microsoft.com/office/word/2010/wordprocessingCanvas" xmlns:cx="http://schemas.microsoft.com/office/drawing/2014/chartex" xmlns:cx1="http://schemas.microsoft.com/office/drawing/2015/9/8/chartex" xmlns:cx2="http://schemas.microsoft.com/office/drawing/2015/10/21/chartex" xmlns:cx3="http://schemas.microsoft.com/office/drawing/2016/5/9/chartex" xmlns:cx4="http://schemas.microsoft.com/office/drawing/2016/5/10/chartex" xmlns:cx5="http://schemas.microsoft.com/office/drawing/2016/5/11/chartex" xmlns:cx6="http://schemas.microsoft.com/office/drawing/2016/5/12/chartex" xmlns:cx7="http://schemas.microsoft.com/office/drawing/2016/5/13/chartex" xmlns:cx8="http://schemas.microsoft.com/office/drawing/2016/5/14/chartex" xmlns:mc="http://schemas.openxmlformats.org/markup-compatibility/2006" xmlns:aink="http://schemas.microsoft.com/office/drawing/2016/ink" xmlns:am3d="http://schemas.microsoft.com/office/drawing/2017/model3d" xmlns:o="urn:schemas-microsoft-com:office:office" xmlns:oel="http://schemas.microsoft.com/office/2019/extlst" xmlns:r="http://schemas.openxmlformats.org/officeDocument/2006/relationships" xmlns:m="http://schemas.openxmlformats.org/officeDocument/2006/math" xmlns:v="urn:schemas-microsoft-com:vml" xmlns:wp14="http://schemas.microsoft.com/office/word/2010/wordprocessingDrawing" xmlns:wp="http://schemas.openxmlformats.org/drawingml/2006/wordprocessingDrawing" xmlns:w10="urn:schemas-microsoft-com:office:word" xmlns:w="http://schemas.openxmlformats.org/wordprocessingml/2006/main" xmlns:w14="http://schemas.microsoft.com/office/word/2010/wordml" xmlns:w15="http://schemas.microsoft.com/office/word/2012/wordml" xmlns:w16cei="http://schemas.microsoft.com/office/word/2026/wordml/cei" xmlns:w16cex="http://schemas.microsoft.com/office/word/2018/wordml/cex" xmlns:w16cid="http://schemas.microsoft.com/office/word/2016/wordml/cid" xmlns:w16="http://schemas.microsoft.com/office/word/2018/wordml" xmlns:w16du="http://schemas.microsoft.com/office/word/2023/wordml/word16du" xmlns:w16sdtdh="http://schemas.microsoft.com/office/word/2020/wordml/sdtdatahash" xmlns:w16sdtfl="http://schemas.microsoft.com/office/word/2024/wordml/sdtformatlock" xmlns:w16se="http://schemas.microsoft.com/office/word/2015/wordml/symex" xmlns:wpg="http://schemas.microsoft.com/office/word/2010/wordprocessingGroup" xmlns:wpi="http://schemas.microsoft.com/office/word/2010/wordprocessingInk" xmlns:wne="http://schemas.microsoft.com/office/word/2006/wordml" xmlns:wps="http://schemas.microsoft.com/office/word/2010/wordprocessingShape" mc:Ignorable="w14 w15 w16se w16cid w16 w16cex w16sdtdh w16sdtfl w16du wp14">
+<w:footnotes xmlns:wpc="http://schemas.microsoft.com/office/word/2010/wordprocessingCanvas" xmlns:cx="http://schemas.microsoft.com/office/drawing/2014/chartex" xmlns:cx1="http://schemas.microsoft.com/office/drawing/2015/9/8/chartex" xmlns:cx2="http://schemas.microsoft.com/office/drawing/2015/10/21/chartex" xmlns:cx3="http://schemas.microsoft.com/office/drawing/2016/5/9/chartex" xmlns:cx4="http://schemas.microsoft.com/office/drawing/2016/5/10/chartex" xmlns:cx5="http://schemas.microsoft.com/office/drawing/2016/5/11/chartex" xmlns:cx6="http://schemas.microsoft.com/office/drawing/2016/5/12/chartex" xmlns:cx7="http://schemas.microsoft.com/office/drawing/2016/5/13/chartex" xmlns:cx8="http://schemas.microsoft.com/office/drawing/2016/5/14/chartex" xmlns:mc="http://schemas.openxmlformats.org/markup-compatibility/2006" xmlns:aink="http://schemas.microsoft.com/office/drawing/2016/ink" xmlns:am3d="http://schemas.microsoft.com/office/drawing/2017/model3d" xmlns:o="urn:schemas-microsoft-com:office:office" xmlns:oel="http://schemas.microsoft.com/office/2019/extlst" xmlns:r="http://schemas.openxmlformats.org/officeDocument/2006/relationships" xmlns:m="http://schemas.openxmlformats.org/officeDocument/2006/math" xmlns:v="urn:schemas-microsoft-com:vml" xmlns:wp14="http://schemas.microsoft.com/office/word/2010/wordprocessingDrawing" xmlns:wp="http://schemas.openxmlformats.org/drawingml/2006/wordprocessingDrawing" xmlns:w10="urn:schemas-microsoft-com:office:word" xmlns:w="http://schemas.openxmlformats.org/wordprocessingml/2006/main" xmlns:w14="http://schemas.microsoft.com/office/word/2010/wordml" xmlns:w15="http://schemas.microsoft.com/office/word/2012/wordml" xmlns:w16cex="http://schemas.microsoft.com/office/word/2018/wordml/cex" xmlns:w16cid="http://schemas.microsoft.com/office/word/2016/wordml/cid" xmlns:w16="http://schemas.microsoft.com/office/word/2018/wordml" xmlns:w16du="http://schemas.microsoft.com/office/word/2023/wordml/word16du" xmlns:w16sdtdh="http://schemas.microsoft.com/office/word/2020/wordml/sdtdatahash" xmlns:w16sdtfl="http://schemas.microsoft.com/office/word/2024/wordml/sdtformatlock" xmlns:w16se="http://schemas.microsoft.com/office/word/2015/wordml/symex" xmlns:wpg="http://schemas.microsoft.com/office/word/2010/wordprocessingGroup" xmlns:wpi="http://schemas.microsoft.com/office/word/2010/wordprocessingInk" xmlns:wne="http://schemas.microsoft.com/office/word/2006/wordml" xmlns:wps="http://schemas.microsoft.com/office/word/2010/wordprocessingShape" mc:Ignorable="w14 w15 w16se w16cid w16 w16cex w16sdtdh w16sdtfl w16du wp14">
   <w:footnote w:type="separator" w:id="-1">
     <w:p>
       <w:pPr>
@@ -1787,7 +1785,7 @@
 </file>
 
 <file path=word/header1.xml><?xml version="1.0" encoding="utf-8"?>
-<w:hdr xmlns:wpc="http://schemas.microsoft.com/office/word/2010/wordprocessingCanvas" xmlns:cx="http://schemas.microsoft.com/office/drawing/2014/chartex" xmlns:cx1="http://schemas.microsoft.com/office/drawing/2015/9/8/chartex" xmlns:cx2="http://schemas.microsoft.com/office/drawing/2015/10/21/chartex" xmlns:cx3="http://schemas.microsoft.com/office/drawing/2016/5/9/chartex" xmlns:cx4="http://schemas.microsoft.com/office/drawing/2016/5/10/chartex" xmlns:cx5="http://schemas.microsoft.com/office/drawing/2016/5/11/chartex" xmlns:cx6="http://schemas.microsoft.com/office/drawing/2016/5/12/chartex" xmlns:cx7="http://schemas.microsoft.com/office/drawing/2016/5/13/chartex" xmlns:cx8="http://schemas.microsoft.com/office/drawing/2016/5/14/chartex" xmlns:mc="http://schemas.openxmlformats.org/markup-compatibility/2006" xmlns:aink="http://schemas.microsoft.com/office/drawing/2016/ink" xmlns:am3d="http://schemas.microsoft.com/office/drawing/2017/model3d" xmlns:o="urn:schemas-microsoft-com:office:office" xmlns:oel="http://schemas.microsoft.com/office/2019/extlst" xmlns:r="http://schemas.openxmlformats.org/officeDocument/2006/relationships" xmlns:m="http://schemas.openxmlformats.org/officeDocument/2006/math" xmlns:v="urn:schemas-microsoft-com:vml" xmlns:wp14="http://schemas.microsoft.com/office/word/2010/wordprocessingDrawing" xmlns:wp="http://schemas.openxmlformats.org/drawingml/2006/wordprocessingDrawing" xmlns:w10="urn:schemas-microsoft-com:office:word" xmlns:w="http://schemas.openxmlformats.org/wordprocessingml/2006/main" xmlns:w14="http://schemas.microsoft.com/office/word/2010/wordml" xmlns:w15="http://schemas.microsoft.com/office/word/2012/wordml" xmlns:w16cei="http://schemas.microsoft.com/office/word/2026/wordml/cei" xmlns:w16cex="http://schemas.microsoft.com/office/word/2018/wordml/cex" xmlns:w16cid="http://schemas.microsoft.com/office/word/2016/wordml/cid" xmlns:w16="http://schemas.microsoft.com/office/word/2018/wordml" xmlns:w16du="http://schemas.microsoft.com/office/word/2023/wordml/word16du" xmlns:w16sdtdh="http://schemas.microsoft.com/office/word/2020/wordml/sdtdatahash" xmlns:w16sdtfl="http://schemas.microsoft.com/office/word/2024/wordml/sdtformatlock" xmlns:w16se="http://schemas.microsoft.com/office/word/2015/wordml/symex" xmlns:wpg="http://schemas.microsoft.com/office/word/2010/wordprocessingGroup" xmlns:wpi="http://schemas.microsoft.com/office/word/2010/wordprocessingInk" xmlns:wne="http://schemas.microsoft.com/office/word/2006/wordml" xmlns:wps="http://schemas.microsoft.com/office/word/2010/wordprocessingShape" mc:Ignorable="w14 w15 w16se w16cid w16 w16cex w16sdtdh w16sdtfl w16du wp14">
+<w:hdr xmlns:wpc="http://schemas.microsoft.com/office/word/2010/wordprocessingCanvas" xmlns:cx="http://schemas.microsoft.com/office/drawing/2014/chartex" xmlns:cx1="http://schemas.microsoft.com/office/drawing/2015/9/8/chartex" xmlns:cx2="http://schemas.microsoft.com/office/drawing/2015/10/21/chartex" xmlns:cx3="http://schemas.microsoft.com/office/drawing/2016/5/9/chartex" xmlns:cx4="http://schemas.microsoft.com/office/drawing/2016/5/10/chartex" xmlns:cx5="http://schemas.microsoft.com/office/drawing/2016/5/11/chartex" xmlns:cx6="http://schemas.microsoft.com/office/drawing/2016/5/12/chartex" xmlns:cx7="http://schemas.microsoft.com/office/drawing/2016/5/13/chartex" xmlns:cx8="http://schemas.microsoft.com/office/drawing/2016/5/14/chartex" xmlns:mc="http://schemas.openxmlformats.org/markup-compatibility/2006" xmlns:aink="http://schemas.microsoft.com/office/drawing/2016/ink" xmlns:am3d="http://schemas.microsoft.com/office/drawing/2017/model3d" xmlns:o="urn:schemas-microsoft-com:office:office" xmlns:oel="http://schemas.microsoft.com/office/2019/extlst" xmlns:r="http://schemas.openxmlformats.org/officeDocument/2006/relationships" xmlns:m="http://schemas.openxmlformats.org/officeDocument/2006/math" xmlns:v="urn:schemas-microsoft-com:vml" xmlns:wp14="http://schemas.microsoft.com/office/word/2010/wordprocessingDrawing" xmlns:wp="http://schemas.openxmlformats.org/drawingml/2006/wordprocessingDrawing" xmlns:w10="urn:schemas-microsoft-com:office:word" xmlns:w="http://schemas.openxmlformats.org/wordprocessingml/2006/main" xmlns:w14="http://schemas.microsoft.com/office/word/2010/wordml" xmlns:w15="http://schemas.microsoft.com/office/word/2012/wordml" xmlns:w16cex="http://schemas.microsoft.com/office/word/2018/wordml/cex" xmlns:w16cid="http://schemas.microsoft.com/office/word/2016/wordml/cid" xmlns:w16="http://schemas.microsoft.com/office/word/2018/wordml" xmlns:w16du="http://schemas.microsoft.com/office/word/2023/wordml/word16du" xmlns:w16sdtdh="http://schemas.microsoft.com/office/word/2020/wordml/sdtdatahash" xmlns:w16sdtfl="http://schemas.microsoft.com/office/word/2024/wordml/sdtformatlock" xmlns:w16se="http://schemas.microsoft.com/office/word/2015/wordml/symex" xmlns:wpg="http://schemas.microsoft.com/office/word/2010/wordprocessingGroup" xmlns:wpi="http://schemas.microsoft.com/office/word/2010/wordprocessingInk" xmlns:wne="http://schemas.microsoft.com/office/word/2006/wordml" xmlns:wps="http://schemas.microsoft.com/office/word/2010/wordprocessingShape" mc:Ignorable="w14 w15 w16se w16cid w16 w16cex w16sdtdh w16sdtfl w16du wp14">
   <w:p>
     <w:pPr>
       <w:pStyle w:val="En-tte"/>
@@ -1797,7 +1795,7 @@
 </file>
 
 <file path=word/header2.xml><?xml version="1.0" encoding="utf-8"?>
-<w:hdr xmlns:wpc="http://schemas.microsoft.com/office/word/2010/wordprocessingCanvas" xmlns:cx="http://schemas.microsoft.com/office/drawing/2014/chartex" xmlns:cx1="http://schemas.microsoft.com/office/drawing/2015/9/8/chartex" xmlns:cx2="http://schemas.microsoft.com/office/drawing/2015/10/21/chartex" xmlns:cx3="http://schemas.microsoft.com/office/drawing/2016/5/9/chartex" xmlns:cx4="http://schemas.microsoft.com/office/drawing/2016/5/10/chartex" xmlns:cx5="http://schemas.microsoft.com/office/drawing/2016/5/11/chartex" xmlns:cx6="http://schemas.microsoft.com/office/drawing/2016/5/12/chartex" xmlns:cx7="http://schemas.microsoft.com/office/drawing/2016/5/13/chartex" xmlns:cx8="http://schemas.microsoft.com/office/drawing/2016/5/14/chartex" xmlns:mc="http://schemas.openxmlformats.org/markup-compatibility/2006" xmlns:aink="http://schemas.microsoft.com/office/drawing/2016/ink" xmlns:am3d="http://schemas.microsoft.com/office/drawing/2017/model3d" xmlns:o="urn:schemas-microsoft-com:office:office" xmlns:oel="http://schemas.microsoft.com/office/2019/extlst" xmlns:r="http://schemas.openxmlformats.org/officeDocument/2006/relationships" xmlns:m="http://schemas.openxmlformats.org/officeDocument/2006/math" xmlns:v="urn:schemas-microsoft-com:vml" xmlns:wp14="http://schemas.microsoft.com/office/word/2010/wordprocessingDrawing" xmlns:wp="http://schemas.openxmlformats.org/drawingml/2006/wordprocessingDrawing" xmlns:w10="urn:schemas-microsoft-com:office:word" xmlns:w="http://schemas.openxmlformats.org/wordprocessingml/2006/main" xmlns:w14="http://schemas.microsoft.com/office/word/2010/wordml" xmlns:w15="http://schemas.microsoft.com/office/word/2012/wordml" xmlns:w16cei="http://schemas.microsoft.com/office/word/2026/wordml/cei" xmlns:w16cex="http://schemas.microsoft.com/office/word/2018/wordml/cex" xmlns:w16cid="http://schemas.microsoft.com/office/word/2016/wordml/cid" xmlns:w16="http://schemas.microsoft.com/office/word/2018/wordml" xmlns:w16du="http://schemas.microsoft.com/office/word/2023/wordml/word16du" xmlns:w16sdtdh="http://schemas.microsoft.com/office/word/2020/wordml/sdtdatahash" xmlns:w16sdtfl="http://schemas.microsoft.com/office/word/2024/wordml/sdtformatlock" xmlns:w16se="http://schemas.microsoft.com/office/word/2015/wordml/symex" xmlns:wpg="http://schemas.microsoft.com/office/word/2010/wordprocessingGroup" xmlns:wpi="http://schemas.microsoft.com/office/word/2010/wordprocessingInk" xmlns:wne="http://schemas.microsoft.com/office/word/2006/wordml" xmlns:wps="http://schemas.microsoft.com/office/word/2010/wordprocessingShape" mc:Ignorable="w14 w15 w16se w16cid w16 w16cex w16sdtdh w16sdtfl w16du wp14">
+<w:hdr xmlns:wpc="http://schemas.microsoft.com/office/word/2010/wordprocessingCanvas" xmlns:cx="http://schemas.microsoft.com/office/drawing/2014/chartex" xmlns:cx1="http://schemas.microsoft.com/office/drawing/2015/9/8/chartex" xmlns:cx2="http://schemas.microsoft.com/office/drawing/2015/10/21/chartex" xmlns:cx3="http://schemas.microsoft.com/office/drawing/2016/5/9/chartex" xmlns:cx4="http://schemas.microsoft.com/office/drawing/2016/5/10/chartex" xmlns:cx5="http://schemas.microsoft.com/office/drawing/2016/5/11/chartex" xmlns:cx6="http://schemas.microsoft.com/office/drawing/2016/5/12/chartex" xmlns:cx7="http://schemas.microsoft.com/office/drawing/2016/5/13/chartex" xmlns:cx8="http://schemas.microsoft.com/office/drawing/2016/5/14/chartex" xmlns:mc="http://schemas.openxmlformats.org/markup-compatibility/2006" xmlns:aink="http://schemas.microsoft.com/office/drawing/2016/ink" xmlns:am3d="http://schemas.microsoft.com/office/drawing/2017/model3d" xmlns:o="urn:schemas-microsoft-com:office:office" xmlns:oel="http://schemas.microsoft.com/office/2019/extlst" xmlns:r="http://schemas.openxmlformats.org/officeDocument/2006/relationships" xmlns:m="http://schemas.openxmlformats.org/officeDocument/2006/math" xmlns:v="urn:schemas-microsoft-com:vml" xmlns:wp14="http://schemas.microsoft.com/office/word/2010/wordprocessingDrawing" xmlns:wp="http://schemas.openxmlformats.org/drawingml/2006/wordprocessingDrawing" xmlns:w10="urn:schemas-microsoft-com:office:word" xmlns:w="http://schemas.openxmlformats.org/wordprocessingml/2006/main" xmlns:w14="http://schemas.microsoft.com/office/word/2010/wordml" xmlns:w15="http://schemas.microsoft.com/office/word/2012/wordml" xmlns:w16cex="http://schemas.microsoft.com/office/word/2018/wordml/cex" xmlns:w16cid="http://schemas.microsoft.com/office/word/2016/wordml/cid" xmlns:w16="http://schemas.microsoft.com/office/word/2018/wordml" xmlns:w16du="http://schemas.microsoft.com/office/word/2023/wordml/word16du" xmlns:w16sdtdh="http://schemas.microsoft.com/office/word/2020/wordml/sdtdatahash" xmlns:w16sdtfl="http://schemas.microsoft.com/office/word/2024/wordml/sdtformatlock" xmlns:w16se="http://schemas.microsoft.com/office/word/2015/wordml/symex" xmlns:wpg="http://schemas.microsoft.com/office/word/2010/wordprocessingGroup" xmlns:wpi="http://schemas.microsoft.com/office/word/2010/wordprocessingInk" xmlns:wne="http://schemas.microsoft.com/office/word/2006/wordml" xmlns:wps="http://schemas.microsoft.com/office/word/2010/wordprocessingShape" mc:Ignorable="w14 w15 w16se w16cid w16 w16cex w16sdtdh w16sdtfl w16du wp14">
   <w:p>
     <w:pPr>
       <w:pStyle w:val="En-tte"/>
@@ -2013,7 +2011,7 @@
 </file>
 
 <file path=word/header3.xml><?xml version="1.0" encoding="utf-8"?>
-<w:hdr xmlns:wpc="http://schemas.microsoft.com/office/word/2010/wordprocessingCanvas" xmlns:cx="http://schemas.microsoft.com/office/drawing/2014/chartex" xmlns:cx1="http://schemas.microsoft.com/office/drawing/2015/9/8/chartex" xmlns:cx2="http://schemas.microsoft.com/office/drawing/2015/10/21/chartex" xmlns:cx3="http://schemas.microsoft.com/office/drawing/2016/5/9/chartex" xmlns:cx4="http://schemas.microsoft.com/office/drawing/2016/5/10/chartex" xmlns:cx5="http://schemas.microsoft.com/office/drawing/2016/5/11/chartex" xmlns:cx6="http://schemas.microsoft.com/office/drawing/2016/5/12/chartex" xmlns:cx7="http://schemas.microsoft.com/office/drawing/2016/5/13/chartex" xmlns:cx8="http://schemas.microsoft.com/office/drawing/2016/5/14/chartex" xmlns:mc="http://schemas.openxmlformats.org/markup-compatibility/2006" xmlns:aink="http://schemas.microsoft.com/office/drawing/2016/ink" xmlns:am3d="http://schemas.microsoft.com/office/drawing/2017/model3d" xmlns:o="urn:schemas-microsoft-com:office:office" xmlns:oel="http://schemas.microsoft.com/office/2019/extlst" xmlns:r="http://schemas.openxmlformats.org/officeDocument/2006/relationships" xmlns:m="http://schemas.openxmlformats.org/officeDocument/2006/math" xmlns:v="urn:schemas-microsoft-com:vml" xmlns:wp14="http://schemas.microsoft.com/office/word/2010/wordprocessingDrawing" xmlns:wp="http://schemas.openxmlformats.org/drawingml/2006/wordprocessingDrawing" xmlns:w10="urn:schemas-microsoft-com:office:word" xmlns:w="http://schemas.openxmlformats.org/wordprocessingml/2006/main" xmlns:w14="http://schemas.microsoft.com/office/word/2010/wordml" xmlns:w15="http://schemas.microsoft.com/office/word/2012/wordml" xmlns:w16cei="http://schemas.microsoft.com/office/word/2026/wordml/cei" xmlns:w16cex="http://schemas.microsoft.com/office/word/2018/wordml/cex" xmlns:w16cid="http://schemas.microsoft.com/office/word/2016/wordml/cid" xmlns:w16="http://schemas.microsoft.com/office/word/2018/wordml" xmlns:w16du="http://schemas.microsoft.com/office/word/2023/wordml/word16du" xmlns:w16sdtdh="http://schemas.microsoft.com/office/word/2020/wordml/sdtdatahash" xmlns:w16sdtfl="http://schemas.microsoft.com/office/word/2024/wordml/sdtformatlock" xmlns:w16se="http://schemas.microsoft.com/office/word/2015/wordml/symex" xmlns:wpg="http://schemas.microsoft.com/office/word/2010/wordprocessingGroup" xmlns:wpi="http://schemas.microsoft.com/office/word/2010/wordprocessingInk" xmlns:wne="http://schemas.microsoft.com/office/word/2006/wordml" xmlns:wps="http://schemas.microsoft.com/office/word/2010/wordprocessingShape" mc:Ignorable="w14 w15 w16se w16cid w16 w16cex w16sdtdh w16sdtfl w16du wp14">
+<w:hdr xmlns:wpc="http://schemas.microsoft.com/office/word/2010/wordprocessingCanvas" xmlns:cx="http://schemas.microsoft.com/office/drawing/2014/chartex" xmlns:cx1="http://schemas.microsoft.com/office/drawing/2015/9/8/chartex" xmlns:cx2="http://schemas.microsoft.com/office/drawing/2015/10/21/chartex" xmlns:cx3="http://schemas.microsoft.com/office/drawing/2016/5/9/chartex" xmlns:cx4="http://schemas.microsoft.com/office/drawing/2016/5/10/chartex" xmlns:cx5="http://schemas.microsoft.com/office/drawing/2016/5/11/chartex" xmlns:cx6="http://schemas.microsoft.com/office/drawing/2016/5/12/chartex" xmlns:cx7="http://schemas.microsoft.com/office/drawing/2016/5/13/chartex" xmlns:cx8="http://schemas.microsoft.com/office/drawing/2016/5/14/chartex" xmlns:mc="http://schemas.openxmlformats.org/markup-compatibility/2006" xmlns:aink="http://schemas.microsoft.com/office/drawing/2016/ink" xmlns:am3d="http://schemas.microsoft.com/office/drawing/2017/model3d" xmlns:o="urn:schemas-microsoft-com:office:office" xmlns:oel="http://schemas.microsoft.com/office/2019/extlst" xmlns:r="http://schemas.openxmlformats.org/officeDocument/2006/relationships" xmlns:m="http://schemas.openxmlformats.org/officeDocument/2006/math" xmlns:v="urn:schemas-microsoft-com:vml" xmlns:wp14="http://schemas.microsoft.com/office/word/2010/wordprocessingDrawing" xmlns:wp="http://schemas.openxmlformats.org/drawingml/2006/wordprocessingDrawing" xmlns:w10="urn:schemas-microsoft-com:office:word" xmlns:w="http://schemas.openxmlformats.org/wordprocessingml/2006/main" xmlns:w14="http://schemas.microsoft.com/office/word/2010/wordml" xmlns:w15="http://schemas.microsoft.com/office/word/2012/wordml" xmlns:w16cex="http://schemas.microsoft.com/office/word/2018/wordml/cex" xmlns:w16cid="http://schemas.microsoft.com/office/word/2016/wordml/cid" xmlns:w16="http://schemas.microsoft.com/office/word/2018/wordml" xmlns:w16du="http://schemas.microsoft.com/office/word/2023/wordml/word16du" xmlns:w16sdtdh="http://schemas.microsoft.com/office/word/2020/wordml/sdtdatahash" xmlns:w16sdtfl="http://schemas.microsoft.com/office/word/2024/wordml/sdtformatlock" xmlns:w16se="http://schemas.microsoft.com/office/word/2015/wordml/symex" xmlns:wpg="http://schemas.microsoft.com/office/word/2010/wordprocessingGroup" xmlns:wpi="http://schemas.microsoft.com/office/word/2010/wordprocessingInk" xmlns:wne="http://schemas.microsoft.com/office/word/2006/wordml" xmlns:wps="http://schemas.microsoft.com/office/word/2010/wordprocessingShape" mc:Ignorable="w14 w15 w16se w16cid w16 w16cex w16sdtdh w16sdtfl w16du wp14">
   <w:p>
     <w:pPr>
       <w:pStyle w:val="En-tte"/>
@@ -2023,7 +2021,7 @@
 </file>
 
 <file path=word/numbering.xml><?xml version="1.0" encoding="utf-8"?>
-<w:numbering xmlns:wpc="http://schemas.microsoft.com/office/word/2010/wordprocessingCanvas" xmlns:cx="http://schemas.microsoft.com/office/drawing/2014/chartex" xmlns:cx1="http://schemas.microsoft.com/office/drawing/2015/9/8/chartex" xmlns:cx2="http://schemas.microsoft.com/office/drawing/2015/10/21/chartex" xmlns:cx3="http://schemas.microsoft.com/office/drawing/2016/5/9/chartex" xmlns:cx4="http://schemas.microsoft.com/office/drawing/2016/5/10/chartex" xmlns:cx5="http://schemas.microsoft.com/office/drawing/2016/5/11/chartex" xmlns:cx6="http://schemas.microsoft.com/office/drawing/2016/5/12/chartex" xmlns:cx7="http://schemas.microsoft.com/office/drawing/2016/5/13/chartex" xmlns:cx8="http://schemas.microsoft.com/office/drawing/2016/5/14/chartex" xmlns:mc="http://schemas.openxmlformats.org/markup-compatibility/2006" xmlns:aink="http://schemas.microsoft.com/office/drawing/2016/ink" xmlns:am3d="http://schemas.microsoft.com/office/drawing/2017/model3d" xmlns:o="urn:schemas-microsoft-com:office:office" xmlns:oel="http://schemas.microsoft.com/office/2019/extlst" xmlns:r="http://schemas.openxmlformats.org/officeDocument/2006/relationships" xmlns:m="http://schemas.openxmlformats.org/officeDocument/2006/math" xmlns:v="urn:schemas-microsoft-com:vml" xmlns:wp14="http://schemas.microsoft.com/office/word/2010/wordprocessingDrawing" xmlns:wp="http://schemas.openxmlformats.org/drawingml/2006/wordprocessingDrawing" xmlns:w10="urn:schemas-microsoft-com:office:word" xmlns:w="http://schemas.openxmlformats.org/wordprocessingml/2006/main" xmlns:w14="http://schemas.microsoft.com/office/word/2010/wordml" xmlns:w15="http://schemas.microsoft.com/office/word/2012/wordml" xmlns:w16cei="http://schemas.microsoft.com/office/word/2026/wordml/cei" xmlns:w16cex="http://schemas.microsoft.com/office/word/2018/wordml/cex" xmlns:w16cid="http://schemas.microsoft.com/office/word/2016/wordml/cid" xmlns:w16="http://schemas.microsoft.com/office/word/2018/wordml" xmlns:w16du="http://schemas.microsoft.com/office/word/2023/wordml/word16du" xmlns:w16sdtdh="http://schemas.microsoft.com/office/word/2020/wordml/sdtdatahash" xmlns:w16sdtfl="http://schemas.microsoft.com/office/word/2024/wordml/sdtformatlock" xmlns:w16se="http://schemas.microsoft.com/office/word/2015/wordml/symex" xmlns:wpg="http://schemas.microsoft.com/office/word/2010/wordprocessingGroup" xmlns:wpi="http://schemas.microsoft.com/office/word/2010/wordprocessingInk" xmlns:wne="http://schemas.microsoft.com/office/word/2006/wordml" xmlns:wps="http://schemas.microsoft.com/office/word/2010/wordprocessingShape" mc:Ignorable="w14 w15 w16se w16cid w16 w16cex w16sdtdh w16sdtfl w16du wp14">
+<w:numbering xmlns:wpc="http://schemas.microsoft.com/office/word/2010/wordprocessingCanvas" xmlns:cx="http://schemas.microsoft.com/office/drawing/2014/chartex" xmlns:cx1="http://schemas.microsoft.com/office/drawing/2015/9/8/chartex" xmlns:cx2="http://schemas.microsoft.com/office/drawing/2015/10/21/chartex" xmlns:cx3="http://schemas.microsoft.com/office/drawing/2016/5/9/chartex" xmlns:cx4="http://schemas.microsoft.com/office/drawing/2016/5/10/chartex" xmlns:cx5="http://schemas.microsoft.com/office/drawing/2016/5/11/chartex" xmlns:cx6="http://schemas.microsoft.com/office/drawing/2016/5/12/chartex" xmlns:cx7="http://schemas.microsoft.com/office/drawing/2016/5/13/chartex" xmlns:cx8="http://schemas.microsoft.com/office/drawing/2016/5/14/chartex" xmlns:mc="http://schemas.openxmlformats.org/markup-compatibility/2006" xmlns:aink="http://schemas.microsoft.com/office/drawing/2016/ink" xmlns:am3d="http://schemas.microsoft.com/office/drawing/2017/model3d" xmlns:o="urn:schemas-microsoft-com:office:office" xmlns:oel="http://schemas.microsoft.com/office/2019/extlst" xmlns:r="http://schemas.openxmlformats.org/officeDocument/2006/relationships" xmlns:m="http://schemas.openxmlformats.org/officeDocument/2006/math" xmlns:v="urn:schemas-microsoft-com:vml" xmlns:wp14="http://schemas.microsoft.com/office/word/2010/wordprocessingDrawing" xmlns:wp="http://schemas.openxmlformats.org/drawingml/2006/wordprocessingDrawing" xmlns:w10="urn:schemas-microsoft-com:office:word" xmlns:w="http://schemas.openxmlformats.org/wordprocessingml/2006/main" xmlns:w14="http://schemas.microsoft.com/office/word/2010/wordml" xmlns:w15="http://schemas.microsoft.com/office/word/2012/wordml" xmlns:w16cex="http://schemas.microsoft.com/office/word/2018/wordml/cex" xmlns:w16cid="http://schemas.microsoft.com/office/word/2016/wordml/cid" xmlns:w16="http://schemas.microsoft.com/office/word/2018/wordml" xmlns:w16du="http://schemas.microsoft.com/office/word/2023/wordml/word16du" xmlns:w16sdtdh="http://schemas.microsoft.com/office/word/2020/wordml/sdtdatahash" xmlns:w16sdtfl="http://schemas.microsoft.com/office/word/2024/wordml/sdtformatlock" xmlns:w16se="http://schemas.microsoft.com/office/word/2015/wordml/symex" xmlns:wpg="http://schemas.microsoft.com/office/word/2010/wordprocessingGroup" xmlns:wpi="http://schemas.microsoft.com/office/word/2010/wordprocessingInk" xmlns:wne="http://schemas.microsoft.com/office/word/2006/wordml" xmlns:wps="http://schemas.microsoft.com/office/word/2010/wordprocessingShape" mc:Ignorable="w14 w15 w16se w16cid w16 w16cex w16sdtdh w16sdtfl w16du wp14">
   <w:abstractNum w:abstractNumId="0" w15:restartNumberingAfterBreak="0">
     <w:nsid w:val="017A4C6F"/>
     <w:multiLevelType w:val="hybridMultilevel"/>
@@ -6728,7 +6726,7 @@
 </file>
 
 <file path=word/glossary/document.xml><?xml version="1.0" encoding="utf-8"?>
-<w:glossaryDocument xmlns:wpc="http://schemas.microsoft.com/office/word/2010/wordprocessingCanvas" xmlns:cx="http://schemas.microsoft.com/office/drawing/2014/chartex" xmlns:cx1="http://schemas.microsoft.com/office/drawing/2015/9/8/chartex" xmlns:cx2="http://schemas.microsoft.com/office/drawing/2015/10/21/chartex" xmlns:cx3="http://schemas.microsoft.com/office/drawing/2016/5/9/chartex" xmlns:cx4="http://schemas.microsoft.com/office/drawing/2016/5/10/chartex" xmlns:cx5="http://schemas.microsoft.com/office/drawing/2016/5/11/chartex" xmlns:cx6="http://schemas.microsoft.com/office/drawing/2016/5/12/chartex" xmlns:cx7="http://schemas.microsoft.com/office/drawing/2016/5/13/chartex" xmlns:cx8="http://schemas.microsoft.com/office/drawing/2016/5/14/chartex" xmlns:mc="http://schemas.openxmlformats.org/markup-compatibility/2006" xmlns:aink="http://schemas.microsoft.com/office/drawing/2016/ink" xmlns:am3d="http://schemas.microsoft.com/office/drawing/2017/model3d" xmlns:o="urn:schemas-microsoft-com:office:office" xmlns:oel="http://schemas.microsoft.com/office/2019/extlst" xmlns:r="http://schemas.openxmlformats.org/officeDocument/2006/relationships" xmlns:m="http://schemas.openxmlformats.org/officeDocument/2006/math" xmlns:v="urn:schemas-microsoft-com:vml" xmlns:wp14="http://schemas.microsoft.com/office/word/2010/wordprocessingDrawing" xmlns:wp="http://schemas.openxmlformats.org/drawingml/2006/wordprocessingDrawing" xmlns:w10="urn:schemas-microsoft-com:office:word" xmlns:w="http://schemas.openxmlformats.org/wordprocessingml/2006/main" xmlns:w14="http://schemas.microsoft.com/office/word/2010/wordml" xmlns:w15="http://schemas.microsoft.com/office/word/2012/wordml" xmlns:w16cei="http://schemas.microsoft.com/office/word/2026/wordml/cei" xmlns:w16cex="http://schemas.microsoft.com/office/word/2018/wordml/cex" xmlns:w16cid="http://schemas.microsoft.com/office/word/2016/wordml/cid" xmlns:w16="http://schemas.microsoft.com/office/word/2018/wordml" xmlns:w16du="http://schemas.microsoft.com/office/word/2023/wordml/word16du" xmlns:w16sdtdh="http://schemas.microsoft.com/office/word/2020/wordml/sdtdatahash" xmlns:w16sdtfl="http://schemas.microsoft.com/office/word/2024/wordml/sdtformatlock" xmlns:w16se="http://schemas.microsoft.com/office/word/2015/wordml/symex" xmlns:wpg="http://schemas.microsoft.com/office/word/2010/wordprocessingGroup" xmlns:wpi="http://schemas.microsoft.com/office/word/2010/wordprocessingInk" xmlns:wne="http://schemas.microsoft.com/office/word/2006/wordml" xmlns:wps="http://schemas.microsoft.com/office/word/2010/wordprocessingShape" mc:Ignorable="w14 w15 w16se w16cid w16 w16cex w16sdtdh w16sdtfl w16du wp14">
+<w:glossaryDocument xmlns:wpc="http://schemas.microsoft.com/office/word/2010/wordprocessingCanvas" xmlns:cx="http://schemas.microsoft.com/office/drawing/2014/chartex" xmlns:cx1="http://schemas.microsoft.com/office/drawing/2015/9/8/chartex" xmlns:cx2="http://schemas.microsoft.com/office/drawing/2015/10/21/chartex" xmlns:cx3="http://schemas.microsoft.com/office/drawing/2016/5/9/chartex" xmlns:cx4="http://schemas.microsoft.com/office/drawing/2016/5/10/chartex" xmlns:cx5="http://schemas.microsoft.com/office/drawing/2016/5/11/chartex" xmlns:cx6="http://schemas.microsoft.com/office/drawing/2016/5/12/chartex" xmlns:cx7="http://schemas.microsoft.com/office/drawing/2016/5/13/chartex" xmlns:cx8="http://schemas.microsoft.com/office/drawing/2016/5/14/chartex" xmlns:mc="http://schemas.openxmlformats.org/markup-compatibility/2006" xmlns:aink="http://schemas.microsoft.com/office/drawing/2016/ink" xmlns:am3d="http://schemas.microsoft.com/office/drawing/2017/model3d" xmlns:o="urn:schemas-microsoft-com:office:office" xmlns:oel="http://schemas.microsoft.com/office/2019/extlst" xmlns:r="http://schemas.openxmlformats.org/officeDocument/2006/relationships" xmlns:m="http://schemas.openxmlformats.org/officeDocument/2006/math" xmlns:v="urn:schemas-microsoft-com:vml" xmlns:wp14="http://schemas.microsoft.com/office/word/2010/wordprocessingDrawing" xmlns:wp="http://schemas.openxmlformats.org/drawingml/2006/wordprocessingDrawing" xmlns:w10="urn:schemas-microsoft-com:office:word" xmlns:w="http://schemas.openxmlformats.org/wordprocessingml/2006/main" xmlns:w14="http://schemas.microsoft.com/office/word/2010/wordml" xmlns:w15="http://schemas.microsoft.com/office/word/2012/wordml" xmlns:w16cex="http://schemas.microsoft.com/office/word/2018/wordml/cex" xmlns:w16cid="http://schemas.microsoft.com/office/word/2016/wordml/cid" xmlns:w16="http://schemas.microsoft.com/office/word/2018/wordml" xmlns:w16du="http://schemas.microsoft.com/office/word/2023/wordml/word16du" xmlns:w16sdtdh="http://schemas.microsoft.com/office/word/2020/wordml/sdtdatahash" xmlns:w16sdtfl="http://schemas.microsoft.com/office/word/2024/wordml/sdtformatlock" xmlns:w16se="http://schemas.microsoft.com/office/word/2015/wordml/symex" xmlns:wpg="http://schemas.microsoft.com/office/word/2010/wordprocessingGroup" xmlns:wpi="http://schemas.microsoft.com/office/word/2010/wordprocessingInk" xmlns:wne="http://schemas.microsoft.com/office/word/2006/wordml" xmlns:wps="http://schemas.microsoft.com/office/word/2010/wordprocessingShape" mc:Ignorable="w14 w15 w16se w16cid w16 w16cex w16sdtdh w16sdtfl w16du wp14">
   <w:docParts>
     <w:docPart>
       <w:docPartPr>
@@ -6822,6 +6820,7 @@
     <w:sig w:usb0="E4002EFF" w:usb1="C200247B" w:usb2="00000009" w:usb3="00000000" w:csb0="000001FF" w:csb1="00000000"/>
   </w:font>
   <w:font w:name="Aptos">
+    <w:altName w:val="Calibri"/>
     <w:charset w:val="00"/>
     <w:family w:val="swiss"/>
     <w:pitch w:val="variable"/>
@@ -6853,6 +6852,7 @@
   </w:compat>
   <w:rsids>
     <w:rsidRoot w:val="00BC6C72"/>
+    <w:rsid w:val="000A735B"/>
     <w:rsid w:val="000E3E0B"/>
     <w:rsid w:val="00123440"/>
     <w:rsid w:val="003631A1"/>
@@ -6861,6 +6861,7 @@
     <w:rsid w:val="00573376"/>
     <w:rsid w:val="00590121"/>
     <w:rsid w:val="00597FCE"/>
+    <w:rsid w:val="005E639B"/>
     <w:rsid w:val="00621565"/>
     <w:rsid w:val="0073061A"/>
     <w:rsid w:val="007D79CA"/>
